--- a/en/scientists/CV/Word/Mammadov_Nizami_CV_EN.docx
+++ b/en/scientists/CV/Word/Mammadov_Nizami_CV_EN.docx
@@ -377,7 +377,7 @@
           <w:sz w:val="21"/>
           <w:szCs w:val="21"/>
         </w:rPr>
-        <w:t>Nizami Mammadov is a professor at the Russian Presidential Academy of National Economy and Public Administration in Moscow, where he has worked since 1995. He studied automation and computer engineering at the Azerbaijan Polytechnic Institute (1962–1967), received the Candidate of Philosophical Sciences degree in 1975, and defended a doctoral thesis at the Institute of Philosophy of the USSR Academy of Sciences in 1984. The Higher Attestation Commission of the USSR awarded him the title of professor in 1988. The CV gives 400 publications, an h-index of 33, and 41 candidates and doctors of sciences prepared.</w:t>
+        <w:t>Nizami Mammadov is a professor at the Russian Presidential Academy of National Economy and Public Administration in Moscow, where he has worked since 1995. He studied automation and computer engineering at the Azerbaijan Polytechnic Institute (1962–1967), received the Candidate of Philosophical Sciences degree in 1975, and defended a doctoral thesis at the Institute of Philosophy of the USSR Academy of Sciences in 1984. The Higher Attestation Commission of the USSR awarded him the title of professor in 1988. Published 400 works; h-index 33; prepared 41 candidates and doctors of sciences.</w:t>
       </w:r>
     </w:p>
     <w:p>
@@ -1850,7 +1850,7 @@
                 <w:sz w:val="21"/>
                 <w:szCs w:val="21"/>
               </w:rPr>
-              <w:t>CV</w:t>
+              <w:t>Self-reported</w:t>
             </w:r>
           </w:p>
         </w:tc>
@@ -1963,7 +1963,7 @@
                 <w:sz w:val="21"/>
                 <w:szCs w:val="21"/>
               </w:rPr>
-              <w:t>CV</w:t>
+              <w:t>Self-reported</w:t>
             </w:r>
           </w:p>
         </w:tc>
